--- a/模板.docx
+++ b/模板.docx
@@ -2432,69 +2432,80 @@
     </w:p>
     <w:p>
       <w:pPr>
-        <w:pStyle w:val="af0"/>
-        <w:ind w:firstLine="482"/>
-      </w:pPr>
-      <w:r>
+        <w:widowControl w:val="0"/>
+        <w:adjustRightInd/>
+        <w:snapToGrid/>
+        <w:spacing w:before="120" w:line="300" w:lineRule="auto"/>
+        <w:ind w:firstLineChars="0" w:firstLine="0"/>
+        <w:jc w:val="center"/>
         <w:rPr>
-          <w:rStyle w:val="af2"/>
+          <w:rFonts w:cs="Times New Roman" w:hint="eastAsia"/>
+          <w:b/>
+          <w:bCs/>
+          <w:kern w:val="2"/>
+          <w:sz w:val="21"/>
+        </w:rPr>
+      </w:pPr>
+      <w:r>
+        <w:rPr>
+          <w:rFonts w:cs="Times New Roman"/>
+          <w:b/>
+          <w:bCs/>
+          <w:kern w:val="2"/>
+          <w:sz w:val="21"/>
         </w:rPr>
         <w:t>表</w:t>
       </w:r>
       <w:r>
         <w:rPr>
-          <w:rStyle w:val="af2"/>
+          <w:rFonts w:cs="Times New Roman"/>
+          <w:b/>
+          <w:bCs/>
+          <w:kern w:val="2"/>
+          <w:sz w:val="21"/>
         </w:rPr>
         <w:t xml:space="preserve"> 2-1 </w:t>
       </w:r>
       <w:r>
         <w:rPr>
-          <w:rStyle w:val="af2"/>
+          <w:rFonts w:cs="Times New Roman"/>
+          <w:b/>
+          <w:bCs/>
+          <w:kern w:val="2"/>
+          <w:sz w:val="21"/>
         </w:rPr>
         <w:t>神经网络常见算子在同态加密环境下的适配性分析</w:t>
       </w:r>
     </w:p>
     <w:tbl>
       <w:tblPr>
+        <w:tblStyle w:val="aff4"/>
         <w:tblW w:w="0" w:type="auto"/>
-        <w:tblCellSpacing w:w="15" w:type="dxa"/>
-        <w:tblCellMar>
-          <w:top w:w="15" w:type="dxa"/>
-          <w:left w:w="15" w:type="dxa"/>
-          <w:bottom w:w="15" w:type="dxa"/>
-          <w:right w:w="15" w:type="dxa"/>
-        </w:tblCellMar>
         <w:tblLook w:val="04A0" w:firstRow="1" w:lastRow="0" w:firstColumn="1" w:lastColumn="0" w:noHBand="0" w:noVBand="1"/>
       </w:tblPr>
       <w:tblGrid>
-        <w:gridCol w:w="1429"/>
-        <w:gridCol w:w="1740"/>
-        <w:gridCol w:w="1740"/>
-        <w:gridCol w:w="4395"/>
+        <w:gridCol w:w="1809"/>
+        <w:gridCol w:w="2127"/>
+        <w:gridCol w:w="1984"/>
+        <w:gridCol w:w="3708"/>
       </w:tblGrid>
       <w:tr>
         <w:trPr>
-          <w:tblCellSpacing w:w="15" w:type="dxa"/>
+          <w:cnfStyle w:val="100000000000" w:firstRow="1" w:lastRow="0" w:firstColumn="0" w:lastColumn="0" w:oddVBand="0" w:evenVBand="0" w:oddHBand="0" w:evenHBand="0" w:firstRowFirstColumn="0" w:firstRowLastColumn="0" w:lastRowFirstColumn="0" w:lastRowLastColumn="0"/>
+          <w:trHeight w:val="402"/>
         </w:trPr>
         <w:tc>
           <w:tcPr>
-            <w:tcW w:w="0" w:type="auto"/>
-            <w:vAlign w:val="center"/>
-            <w:hideMark/>
+            <w:tcW w:w="1809" w:type="dxa"/>
           </w:tcPr>
           <w:p>
             <w:pPr>
-              <w:ind w:firstLine="482"/>
+              <w:pStyle w:val="aff5"/>
               <w:jc w:val="center"/>
-              <w:rPr>
-                <w:b/>
-                <w:bCs/>
-              </w:rPr>
             </w:pPr>
             <w:r>
               <w:rPr>
-                <w:b/>
-                <w:bCs/>
+                <w:rFonts w:hint="eastAsia"/>
               </w:rPr>
               <w:lastRenderedPageBreak/>
               <w:t>算子类型</w:t>
@@ -2503,23 +2514,16 @@
         </w:tc>
         <w:tc>
           <w:tcPr>
-            <w:tcW w:w="0" w:type="auto"/>
-            <w:vAlign w:val="center"/>
-            <w:hideMark/>
+            <w:tcW w:w="2127" w:type="dxa"/>
           </w:tcPr>
           <w:p>
             <w:pPr>
-              <w:ind w:firstLine="482"/>
+              <w:pStyle w:val="aff5"/>
               <w:jc w:val="center"/>
-              <w:rPr>
-                <w:b/>
-                <w:bCs/>
-              </w:rPr>
             </w:pPr>
             <w:r>
               <w:rPr>
-                <w:b/>
-                <w:bCs/>
+                <w:rFonts w:hint="eastAsia"/>
               </w:rPr>
               <w:t>主要计算形式</w:t>
             </w:r>
@@ -2527,23 +2531,19 @@
         </w:tc>
         <w:tc>
           <w:tcPr>
-            <w:tcW w:w="0" w:type="auto"/>
-            <w:vAlign w:val="center"/>
-            <w:hideMark/>
+            <w:tcW w:w="1984" w:type="dxa"/>
           </w:tcPr>
           <w:p>
             <w:pPr>
-              <w:ind w:firstLine="482"/>
+              <w:pStyle w:val="aff5"/>
               <w:jc w:val="center"/>
               <w:rPr>
-                <w:b/>
-                <w:bCs/>
+                <w:rFonts w:hint="eastAsia"/>
               </w:rPr>
             </w:pPr>
             <w:r>
               <w:rPr>
-                <w:b/>
-                <w:bCs/>
+                <w:rFonts w:hint="eastAsia"/>
               </w:rPr>
               <w:t>同态适配性</w:t>
             </w:r>
@@ -2551,23 +2551,19 @@
         </w:tc>
         <w:tc>
           <w:tcPr>
-            <w:tcW w:w="0" w:type="auto"/>
-            <w:vAlign w:val="center"/>
-            <w:hideMark/>
+            <w:tcW w:w="3708" w:type="dxa"/>
           </w:tcPr>
           <w:p>
             <w:pPr>
-              <w:ind w:firstLine="482"/>
+              <w:pStyle w:val="aff5"/>
               <w:jc w:val="center"/>
               <w:rPr>
-                <w:b/>
-                <w:bCs/>
+                <w:rFonts w:hint="eastAsia"/>
               </w:rPr>
             </w:pPr>
             <w:r>
               <w:rPr>
-                <w:b/>
-                <w:bCs/>
+                <w:rFonts w:hint="eastAsia"/>
               </w:rPr>
               <w:t>原因说明</w:t>
             </w:r>
@@ -2576,65 +2572,72 @@
       </w:tr>
       <w:tr>
         <w:trPr>
-          <w:tblCellSpacing w:w="15" w:type="dxa"/>
+          <w:trHeight w:val="409"/>
         </w:trPr>
         <w:tc>
           <w:tcPr>
-            <w:tcW w:w="0" w:type="auto"/>
-            <w:vAlign w:val="center"/>
-            <w:hideMark/>
+            <w:tcW w:w="1809" w:type="dxa"/>
           </w:tcPr>
           <w:p>
             <w:pPr>
-              <w:ind w:firstLine="480"/>
-              <w:jc w:val="left"/>
+              <w:pStyle w:val="aff5"/>
+              <w:jc w:val="center"/>
             </w:pPr>
             <w:r>
+              <w:rPr>
+                <w:rFonts w:hint="eastAsia"/>
+              </w:rPr>
               <w:t>卷积层</w:t>
             </w:r>
           </w:p>
         </w:tc>
         <w:tc>
           <w:tcPr>
-            <w:tcW w:w="0" w:type="auto"/>
-            <w:vAlign w:val="center"/>
-            <w:hideMark/>
+            <w:tcW w:w="2127" w:type="dxa"/>
           </w:tcPr>
           <w:p>
             <w:pPr>
-              <w:ind w:firstLine="480"/>
+              <w:pStyle w:val="aff5"/>
+              <w:jc w:val="center"/>
             </w:pPr>
             <w:r>
+              <w:rPr>
+                <w:rFonts w:hint="eastAsia"/>
+              </w:rPr>
               <w:t>乘法与加法</w:t>
             </w:r>
           </w:p>
         </w:tc>
         <w:tc>
           <w:tcPr>
-            <w:tcW w:w="0" w:type="auto"/>
-            <w:vAlign w:val="center"/>
-            <w:hideMark/>
+            <w:tcW w:w="1984" w:type="dxa"/>
           </w:tcPr>
           <w:p>
             <w:pPr>
-              <w:ind w:firstLine="480"/>
+              <w:pStyle w:val="aff5"/>
+              <w:jc w:val="center"/>
             </w:pPr>
             <w:r>
+              <w:rPr>
+                <w:rFonts w:hint="eastAsia"/>
+              </w:rPr>
               <w:t>较适合</w:t>
             </w:r>
           </w:p>
         </w:tc>
         <w:tc>
           <w:tcPr>
-            <w:tcW w:w="0" w:type="auto"/>
-            <w:vAlign w:val="center"/>
-            <w:hideMark/>
+            <w:tcW w:w="3708" w:type="dxa"/>
           </w:tcPr>
           <w:p>
             <w:pPr>
-              <w:ind w:firstLine="480"/>
+              <w:pStyle w:val="aff5"/>
+              <w:jc w:val="center"/>
             </w:pPr>
             <w:r>
+              <w:rPr>
+                <w:rFonts w:hint="eastAsia"/>
+              </w:rPr>
               <w:t>可表示为明文权重与密文输入的乘加运算</w:t>
             </w:r>
           </w:p>
@@ -2642,64 +2645,78 @@
       </w:tr>
       <w:tr>
         <w:trPr>
-          <w:tblCellSpacing w:w="15" w:type="dxa"/>
+          <w:trHeight w:val="402"/>
         </w:trPr>
         <w:tc>
           <w:tcPr>
-            <w:tcW w:w="0" w:type="auto"/>
-            <w:vAlign w:val="center"/>
-            <w:hideMark/>
+            <w:tcW w:w="1809" w:type="dxa"/>
           </w:tcPr>
           <w:p>
             <w:pPr>
-              <w:ind w:firstLine="480"/>
+              <w:pStyle w:val="aff5"/>
+              <w:jc w:val="center"/>
             </w:pPr>
             <w:r>
+              <w:rPr>
+                <w:rFonts w:hint="eastAsia"/>
+              </w:rPr>
               <w:t>全连接层</w:t>
             </w:r>
           </w:p>
         </w:tc>
         <w:tc>
           <w:tcPr>
-            <w:tcW w:w="0" w:type="auto"/>
-            <w:vAlign w:val="center"/>
-            <w:hideMark/>
+            <w:tcW w:w="2127" w:type="dxa"/>
           </w:tcPr>
           <w:p>
             <w:pPr>
-              <w:ind w:firstLine="480"/>
+              <w:pStyle w:val="aff5"/>
+              <w:jc w:val="center"/>
             </w:pPr>
             <w:r>
+              <w:rPr>
+                <w:rFonts w:hint="eastAsia"/>
+              </w:rPr>
               <w:t>矩阵向量乘加</w:t>
             </w:r>
           </w:p>
         </w:tc>
         <w:tc>
           <w:tcPr>
-            <w:tcW w:w="0" w:type="auto"/>
-            <w:vAlign w:val="center"/>
-            <w:hideMark/>
+            <w:tcW w:w="1984" w:type="dxa"/>
           </w:tcPr>
           <w:p>
             <w:pPr>
-              <w:ind w:firstLine="480"/>
+              <w:pStyle w:val="aff5"/>
+              <w:jc w:val="center"/>
+              <w:rPr>
+                <w:rFonts w:hint="eastAsia"/>
+              </w:rPr>
             </w:pPr>
             <w:r>
+              <w:rPr>
+                <w:rFonts w:hint="eastAsia"/>
+              </w:rPr>
               <w:t>较适合</w:t>
             </w:r>
           </w:p>
         </w:tc>
         <w:tc>
           <w:tcPr>
-            <w:tcW w:w="0" w:type="auto"/>
-            <w:vAlign w:val="center"/>
-            <w:hideMark/>
+            <w:tcW w:w="3708" w:type="dxa"/>
           </w:tcPr>
           <w:p>
             <w:pPr>
-              <w:ind w:firstLine="480"/>
+              <w:pStyle w:val="aff5"/>
+              <w:jc w:val="center"/>
+              <w:rPr>
+                <w:rFonts w:hint="eastAsia"/>
+              </w:rPr>
             </w:pPr>
             <w:r>
+              <w:rPr>
+                <w:rFonts w:hint="eastAsia"/>
+              </w:rPr>
               <w:t>本质为线性运算，适合密文执行</w:t>
             </w:r>
           </w:p>
@@ -2707,64 +2724,80 @@
       </w:tr>
       <w:tr>
         <w:trPr>
-          <w:tblCellSpacing w:w="15" w:type="dxa"/>
+          <w:trHeight w:val="402"/>
         </w:trPr>
         <w:tc>
           <w:tcPr>
-            <w:tcW w:w="0" w:type="auto"/>
-            <w:vAlign w:val="center"/>
-            <w:hideMark/>
+            <w:tcW w:w="1809" w:type="dxa"/>
           </w:tcPr>
           <w:p>
             <w:pPr>
-              <w:ind w:firstLine="480"/>
+              <w:pStyle w:val="aff5"/>
+              <w:jc w:val="center"/>
             </w:pPr>
+            <w:proofErr w:type="gramStart"/>
             <w:r>
+              <w:rPr>
+                <w:rFonts w:hint="eastAsia"/>
+              </w:rPr>
               <w:t>平均池化</w:t>
             </w:r>
+            <w:proofErr w:type="gramEnd"/>
           </w:p>
         </w:tc>
         <w:tc>
           <w:tcPr>
-            <w:tcW w:w="0" w:type="auto"/>
-            <w:vAlign w:val="center"/>
-            <w:hideMark/>
+            <w:tcW w:w="2127" w:type="dxa"/>
           </w:tcPr>
           <w:p>
             <w:pPr>
-              <w:ind w:firstLine="480"/>
+              <w:pStyle w:val="aff5"/>
+              <w:jc w:val="center"/>
             </w:pPr>
             <w:r>
+              <w:rPr>
+                <w:rFonts w:hint="eastAsia"/>
+              </w:rPr>
               <w:t>加法与常数乘法</w:t>
             </w:r>
           </w:p>
         </w:tc>
         <w:tc>
           <w:tcPr>
-            <w:tcW w:w="0" w:type="auto"/>
-            <w:vAlign w:val="center"/>
-            <w:hideMark/>
+            <w:tcW w:w="1984" w:type="dxa"/>
           </w:tcPr>
           <w:p>
             <w:pPr>
-              <w:ind w:firstLine="480"/>
+              <w:pStyle w:val="aff5"/>
+              <w:jc w:val="center"/>
+              <w:rPr>
+                <w:rFonts w:hint="eastAsia"/>
+              </w:rPr>
             </w:pPr>
             <w:r>
+              <w:rPr>
+                <w:rFonts w:hint="eastAsia"/>
+              </w:rPr>
               <w:t>适合</w:t>
             </w:r>
           </w:p>
         </w:tc>
         <w:tc>
           <w:tcPr>
-            <w:tcW w:w="0" w:type="auto"/>
-            <w:vAlign w:val="center"/>
-            <w:hideMark/>
+            <w:tcW w:w="3708" w:type="dxa"/>
           </w:tcPr>
           <w:p>
             <w:pPr>
-              <w:ind w:firstLine="480"/>
+              <w:pStyle w:val="aff5"/>
+              <w:jc w:val="center"/>
+              <w:rPr>
+                <w:rFonts w:hint="eastAsia"/>
+              </w:rPr>
             </w:pPr>
             <w:r>
+              <w:rPr>
+                <w:rFonts w:hint="eastAsia"/>
+              </w:rPr>
               <w:t>不涉及比较操作，计算深度较低</w:t>
             </w:r>
           </w:p>
@@ -2772,67 +2805,86 @@
       </w:tr>
       <w:tr>
         <w:trPr>
-          <w:tblCellSpacing w:w="15" w:type="dxa"/>
+          <w:trHeight w:val="409"/>
         </w:trPr>
         <w:tc>
           <w:tcPr>
-            <w:tcW w:w="0" w:type="auto"/>
-            <w:vAlign w:val="center"/>
-            <w:hideMark/>
+            <w:tcW w:w="1809" w:type="dxa"/>
           </w:tcPr>
           <w:p>
             <w:pPr>
-              <w:ind w:firstLine="480"/>
+              <w:pStyle w:val="aff5"/>
+              <w:jc w:val="center"/>
             </w:pPr>
+            <w:proofErr w:type="gramStart"/>
             <w:r>
+              <w:rPr>
+                <w:rFonts w:hint="eastAsia"/>
+              </w:rPr>
               <w:t>最大池化</w:t>
             </w:r>
+            <w:proofErr w:type="gramEnd"/>
           </w:p>
         </w:tc>
         <w:tc>
           <w:tcPr>
-            <w:tcW w:w="0" w:type="auto"/>
-            <w:vAlign w:val="center"/>
-            <w:hideMark/>
+            <w:tcW w:w="2127" w:type="dxa"/>
           </w:tcPr>
           <w:p>
             <w:pPr>
-              <w:ind w:firstLine="480"/>
+              <w:pStyle w:val="aff5"/>
+              <w:jc w:val="center"/>
             </w:pPr>
             <w:r>
+              <w:rPr>
+                <w:rFonts w:hint="eastAsia"/>
+              </w:rPr>
               <w:t>比较与选择</w:t>
             </w:r>
           </w:p>
         </w:tc>
         <w:tc>
           <w:tcPr>
-            <w:tcW w:w="0" w:type="auto"/>
-            <w:vAlign w:val="center"/>
-            <w:hideMark/>
+            <w:tcW w:w="1984" w:type="dxa"/>
           </w:tcPr>
           <w:p>
             <w:pPr>
-              <w:ind w:firstLine="480"/>
+              <w:pStyle w:val="aff5"/>
+              <w:jc w:val="center"/>
+              <w:rPr>
+                <w:rFonts w:hint="eastAsia"/>
+              </w:rPr>
             </w:pPr>
             <w:r>
+              <w:rPr>
+                <w:rFonts w:hint="eastAsia"/>
+              </w:rPr>
               <w:t>不适合</w:t>
             </w:r>
           </w:p>
         </w:tc>
         <w:tc>
           <w:tcPr>
-            <w:tcW w:w="0" w:type="auto"/>
-            <w:vAlign w:val="center"/>
-            <w:hideMark/>
+            <w:tcW w:w="3708" w:type="dxa"/>
           </w:tcPr>
           <w:p>
             <w:pPr>
-              <w:ind w:firstLine="480"/>
+              <w:pStyle w:val="aff5"/>
+              <w:jc w:val="center"/>
+              <w:rPr>
+                <w:rFonts w:hint="eastAsia"/>
+              </w:rPr>
             </w:pPr>
             <w:r>
+              <w:rPr>
+                <w:rFonts w:hint="eastAsia"/>
+              </w:rPr>
               <w:t xml:space="preserve">CKKS </w:t>
             </w:r>
             <w:r>
+              <w:rPr>
+                <w:rFonts w:hint="eastAsia"/>
+              </w:rPr>
               <w:t>不直接支持比较操作</w:t>
             </w:r>
           </w:p>
@@ -2840,72 +2892,86 @@
       </w:tr>
       <w:tr>
         <w:trPr>
-          <w:tblCellSpacing w:w="15" w:type="dxa"/>
+          <w:trHeight w:val="402"/>
         </w:trPr>
         <w:tc>
           <w:tcPr>
-            <w:tcW w:w="0" w:type="auto"/>
-            <w:vAlign w:val="center"/>
-            <w:hideMark/>
+            <w:tcW w:w="1809" w:type="dxa"/>
           </w:tcPr>
           <w:p>
             <w:pPr>
-              <w:ind w:firstLine="480"/>
+              <w:pStyle w:val="aff5"/>
+              <w:jc w:val="center"/>
             </w:pPr>
             <w:proofErr w:type="spellStart"/>
             <w:r>
+              <w:rPr>
+                <w:rFonts w:hint="eastAsia"/>
+              </w:rPr>
               <w:t>ReLU</w:t>
             </w:r>
             <w:proofErr w:type="spellEnd"/>
             <w:r>
+              <w:rPr>
+                <w:rFonts w:hint="eastAsia"/>
+              </w:rPr>
               <w:t xml:space="preserve"> </w:t>
             </w:r>
             <w:r>
+              <w:rPr>
+                <w:rFonts w:hint="eastAsia"/>
+              </w:rPr>
               <w:t>激活</w:t>
             </w:r>
           </w:p>
         </w:tc>
         <w:tc>
           <w:tcPr>
-            <w:tcW w:w="0" w:type="auto"/>
-            <w:vAlign w:val="center"/>
-            <w:hideMark/>
+            <w:tcW w:w="2127" w:type="dxa"/>
           </w:tcPr>
           <w:p>
             <w:pPr>
-              <w:ind w:firstLine="480"/>
+              <w:pStyle w:val="aff5"/>
+              <w:jc w:val="center"/>
             </w:pPr>
             <w:r>
+              <w:rPr>
+                <w:rFonts w:hint="eastAsia"/>
+              </w:rPr>
               <w:t>分段函数</w:t>
             </w:r>
           </w:p>
         </w:tc>
         <w:tc>
           <w:tcPr>
-            <w:tcW w:w="0" w:type="auto"/>
-            <w:vAlign w:val="center"/>
-            <w:hideMark/>
+            <w:tcW w:w="1984" w:type="dxa"/>
           </w:tcPr>
           <w:p>
             <w:pPr>
-              <w:ind w:firstLine="480"/>
+              <w:pStyle w:val="aff5"/>
+              <w:jc w:val="center"/>
             </w:pPr>
             <w:r>
+              <w:rPr>
+                <w:rFonts w:hint="eastAsia"/>
+              </w:rPr>
               <w:t>不适合直接计算</w:t>
             </w:r>
           </w:p>
         </w:tc>
         <w:tc>
           <w:tcPr>
-            <w:tcW w:w="0" w:type="auto"/>
-            <w:vAlign w:val="center"/>
-            <w:hideMark/>
+            <w:tcW w:w="3708" w:type="dxa"/>
           </w:tcPr>
           <w:p>
             <w:pPr>
-              <w:ind w:firstLine="480"/>
+              <w:pStyle w:val="aff5"/>
+              <w:jc w:val="center"/>
             </w:pPr>
             <w:r>
+              <w:rPr>
+                <w:rFonts w:hint="eastAsia"/>
+              </w:rPr>
               <w:t>涉及大小判断，需近似替代</w:t>
             </w:r>
           </w:p>
@@ -2913,67 +2979,78 @@
       </w:tr>
       <w:tr>
         <w:trPr>
-          <w:tblCellSpacing w:w="15" w:type="dxa"/>
+          <w:trHeight w:val="402"/>
         </w:trPr>
         <w:tc>
           <w:tcPr>
-            <w:tcW w:w="0" w:type="auto"/>
-            <w:vAlign w:val="center"/>
-            <w:hideMark/>
+            <w:tcW w:w="1809" w:type="dxa"/>
           </w:tcPr>
           <w:p>
             <w:pPr>
-              <w:ind w:firstLine="480"/>
+              <w:pStyle w:val="aff5"/>
+              <w:jc w:val="center"/>
             </w:pPr>
             <w:r>
+              <w:rPr>
+                <w:rFonts w:hint="eastAsia"/>
+              </w:rPr>
               <w:t xml:space="preserve">Sigmoid </w:t>
             </w:r>
             <w:r>
+              <w:rPr>
+                <w:rFonts w:hint="eastAsia"/>
+              </w:rPr>
               <w:t>激活</w:t>
             </w:r>
           </w:p>
         </w:tc>
         <w:tc>
           <w:tcPr>
-            <w:tcW w:w="0" w:type="auto"/>
-            <w:vAlign w:val="center"/>
-            <w:hideMark/>
+            <w:tcW w:w="2127" w:type="dxa"/>
           </w:tcPr>
           <w:p>
             <w:pPr>
-              <w:ind w:firstLine="480"/>
+              <w:pStyle w:val="aff5"/>
+              <w:jc w:val="center"/>
             </w:pPr>
             <w:r>
+              <w:rPr>
+                <w:rFonts w:hint="eastAsia"/>
+              </w:rPr>
               <w:t>指数与除法</w:t>
             </w:r>
           </w:p>
         </w:tc>
         <w:tc>
           <w:tcPr>
-            <w:tcW w:w="0" w:type="auto"/>
-            <w:vAlign w:val="center"/>
-            <w:hideMark/>
+            <w:tcW w:w="1984" w:type="dxa"/>
           </w:tcPr>
           <w:p>
             <w:pPr>
-              <w:ind w:firstLine="480"/>
+              <w:pStyle w:val="aff5"/>
+              <w:jc w:val="center"/>
             </w:pPr>
             <w:r>
+              <w:rPr>
+                <w:rFonts w:hint="eastAsia"/>
+              </w:rPr>
               <w:t>不适合直接计算</w:t>
             </w:r>
           </w:p>
         </w:tc>
         <w:tc>
           <w:tcPr>
-            <w:tcW w:w="0" w:type="auto"/>
-            <w:vAlign w:val="center"/>
-            <w:hideMark/>
+            <w:tcW w:w="3708" w:type="dxa"/>
           </w:tcPr>
           <w:p>
             <w:pPr>
-              <w:ind w:firstLine="480"/>
+              <w:pStyle w:val="aff5"/>
+              <w:jc w:val="center"/>
             </w:pPr>
             <w:r>
+              <w:rPr>
+                <w:rFonts w:hint="eastAsia"/>
+              </w:rPr>
               <w:t>超出加法和乘法直接支持范围</w:t>
             </w:r>
           </w:p>
@@ -2981,64 +3058,72 @@
       </w:tr>
       <w:tr>
         <w:trPr>
-          <w:tblCellSpacing w:w="15" w:type="dxa"/>
+          <w:trHeight w:val="409"/>
         </w:trPr>
         <w:tc>
           <w:tcPr>
-            <w:tcW w:w="0" w:type="auto"/>
-            <w:vAlign w:val="center"/>
-            <w:hideMark/>
+            <w:tcW w:w="1809" w:type="dxa"/>
           </w:tcPr>
           <w:p>
             <w:pPr>
-              <w:ind w:firstLine="480"/>
+              <w:pStyle w:val="aff5"/>
+              <w:jc w:val="center"/>
             </w:pPr>
             <w:r>
+              <w:rPr>
+                <w:rFonts w:hint="eastAsia"/>
+              </w:rPr>
               <w:t>多项式激活</w:t>
             </w:r>
           </w:p>
         </w:tc>
         <w:tc>
           <w:tcPr>
-            <w:tcW w:w="0" w:type="auto"/>
-            <w:vAlign w:val="center"/>
-            <w:hideMark/>
+            <w:tcW w:w="2127" w:type="dxa"/>
           </w:tcPr>
           <w:p>
             <w:pPr>
-              <w:ind w:firstLine="480"/>
+              <w:pStyle w:val="aff5"/>
+              <w:jc w:val="center"/>
             </w:pPr>
             <w:r>
+              <w:rPr>
+                <w:rFonts w:hint="eastAsia"/>
+              </w:rPr>
               <w:t>加法与乘法</w:t>
             </w:r>
           </w:p>
         </w:tc>
         <w:tc>
           <w:tcPr>
-            <w:tcW w:w="0" w:type="auto"/>
-            <w:vAlign w:val="center"/>
-            <w:hideMark/>
+            <w:tcW w:w="1984" w:type="dxa"/>
           </w:tcPr>
           <w:p>
             <w:pPr>
-              <w:ind w:firstLine="480"/>
+              <w:pStyle w:val="aff5"/>
+              <w:jc w:val="center"/>
             </w:pPr>
             <w:r>
+              <w:rPr>
+                <w:rFonts w:hint="eastAsia"/>
+              </w:rPr>
               <w:t>适合</w:t>
             </w:r>
           </w:p>
         </w:tc>
         <w:tc>
           <w:tcPr>
-            <w:tcW w:w="0" w:type="auto"/>
-            <w:vAlign w:val="center"/>
-            <w:hideMark/>
+            <w:tcW w:w="3708" w:type="dxa"/>
           </w:tcPr>
           <w:p>
             <w:pPr>
-              <w:ind w:firstLine="480"/>
+              <w:pStyle w:val="aff5"/>
+              <w:jc w:val="center"/>
             </w:pPr>
             <w:r>
+              <w:rPr>
+                <w:rFonts w:hint="eastAsia"/>
+              </w:rPr>
               <w:t>可由同态加法和乘法组成</w:t>
             </w:r>
           </w:p>
@@ -3049,6 +3134,11 @@
       <w:pPr>
         <w:ind w:firstLine="480"/>
       </w:pPr>
+    </w:p>
+    <w:p>
+      <w:pPr>
+        <w:ind w:firstLine="480"/>
+      </w:pPr>
       <w:r>
         <w:t>由表</w:t>
       </w:r>
@@ -3056,7 +3146,15 @@
         <w:t xml:space="preserve"> 2-1 </w:t>
       </w:r>
       <w:r>
-        <w:t>可以看出，线性层和平均池化层相对容易适配同态加密环境，而非线性激活函数是主要难点。由于深度神经网络必须依靠激活函数引入非线性表达能力，不能简单地删除所有激活层。因此，</w:t>
+        <w:t>可以看出，线性层和平均</w:t>
+      </w:r>
+      <w:proofErr w:type="gramStart"/>
+      <w:r>
+        <w:t>池化层</w:t>
+      </w:r>
+      <w:proofErr w:type="gramEnd"/>
+      <w:r>
+        <w:t>相对容易适配同态加密环境，而非线性激活函数是主要难点。由于深度神经网络必须依靠激活函数引入非线性表达能力，不能简单地删除所有激活层。因此，</w:t>
       </w:r>
       <w:proofErr w:type="gramStart"/>
       <w:r>
@@ -3508,7 +3606,6 @@
             <w:rPr>
               <w:rFonts w:ascii="Cambria Math" w:hAnsi="Cambria Math"/>
             </w:rPr>
-            <w:lastRenderedPageBreak/>
             <m:t>σ</m:t>
           </m:r>
           <m:r>
@@ -3770,7 +3867,11 @@
         <w:t xml:space="preserve"> 0.5 </w:t>
       </w:r>
       <w:r>
-        <w:t>后形成一个奇函数。该性质对后续构造多项式逼近具有重要意义。对于关于原点对称的逼近区间，奇函数的多项式展开理论上只需要包含奇数次项，因此可以在一定程度上减少多项式中的无效项。本文第三章将利用这一性质对偶数次项进行截断，从而降低密文计算开销。</w:t>
+        <w:t>后形成一个奇函数。该性质对后续构造多项式逼近具有重要意义。对于关于原点对称的逼近区间，奇函数的多项式展开理论上只需要包含奇数</w:t>
+      </w:r>
+      <w:r>
+        <w:lastRenderedPageBreak/>
+        <w:t>次项，因此可以在一定程度上减少多项式中的无效项。本文第三章将利用这一性质对偶数次项进行截断，从而降低密文计算开销。</w:t>
       </w:r>
     </w:p>
     <w:p>
@@ -4852,7 +4953,6 @@
         <w:ind w:firstLine="480"/>
       </w:pPr>
       <w:r>
-        <w:lastRenderedPageBreak/>
         <w:t>其中，</w:t>
       </w:r>
       <m:oMath>
@@ -5818,10 +5918,18 @@
         </m:r>
       </m:oMath>
       <w:r>
-        <w:t>，并将切比雪夫基转换为普通幂基形式。普通</w:t>
+        <w:t>，并将切比雪夫基转换为普通</w:t>
       </w:r>
       <w:proofErr w:type="gramStart"/>
       <w:r>
+        <w:t>幂</w:t>
+      </w:r>
+      <w:proofErr w:type="gramEnd"/>
+      <w:r>
+        <w:t>基形式。普通</w:t>
+      </w:r>
+      <w:proofErr w:type="gramStart"/>
+      <w:r>
         <w:t>幂基形式</w:t>
       </w:r>
       <w:proofErr w:type="gramEnd"/>
@@ -5940,7 +6048,6 @@
         <w:ind w:firstLine="480"/>
       </w:pPr>
       <w:r>
-        <w:lastRenderedPageBreak/>
         <w:t>最后，本章介绍了函数逼近理论，比较了泰勒展开和切比雪夫逼近的特点。泰勒展开适合局部近似，而切比雪夫逼近更适合有限区间上的全局误差控制。结合</w:t>
       </w:r>
       <w:r>
@@ -5979,9 +6086,6 @@
     <w:p>
       <w:pPr>
         <w:ind w:firstLine="480"/>
-        <w:rPr>
-          <w:rFonts w:hint="eastAsia"/>
-        </w:rPr>
       </w:pPr>
     </w:p>
     <w:p>
@@ -11094,83 +11198,116 @@
     </w:p>
     <w:p>
       <w:pPr>
-        <w:pStyle w:val="af0"/>
-        <w:ind w:firstLine="482"/>
-      </w:pPr>
-      <w:r>
+        <w:pStyle w:val="aff5"/>
         <w:rPr>
-          <w:rStyle w:val="af2"/>
+          <w:rFonts w:hint="eastAsia"/>
+        </w:rPr>
+      </w:pPr>
+      <w:r>
+        <w:rPr>
+          <w:rFonts w:hint="eastAsia"/>
+        </w:rPr>
+        <w:t>1231232132</w:t>
+      </w:r>
+    </w:p>
+    <w:p>
+      <w:pPr>
+        <w:widowControl w:val="0"/>
+        <w:adjustRightInd/>
+        <w:snapToGrid/>
+        <w:spacing w:before="120" w:line="300" w:lineRule="auto"/>
+        <w:ind w:firstLineChars="0" w:firstLine="0"/>
+        <w:jc w:val="center"/>
+        <w:rPr>
+          <w:rFonts w:cs="Times New Roman" w:hint="eastAsia"/>
+          <w:b/>
+          <w:bCs/>
+          <w:kern w:val="2"/>
+          <w:sz w:val="21"/>
+        </w:rPr>
+      </w:pPr>
+      <w:r>
+        <w:rPr>
+          <w:rFonts w:cs="Times New Roman"/>
+          <w:b/>
+          <w:bCs/>
+          <w:kern w:val="2"/>
+          <w:sz w:val="21"/>
         </w:rPr>
         <w:t>表</w:t>
       </w:r>
       <w:r>
         <w:rPr>
-          <w:rStyle w:val="af2"/>
+          <w:rFonts w:cs="Times New Roman"/>
+          <w:b/>
+          <w:bCs/>
+          <w:kern w:val="2"/>
+          <w:sz w:val="21"/>
         </w:rPr>
         <w:t xml:space="preserve"> 3-1 </w:t>
       </w:r>
       <w:r>
         <w:rPr>
-          <w:rStyle w:val="af2"/>
+          <w:rFonts w:cs="Times New Roman"/>
+          <w:b/>
+          <w:bCs/>
+          <w:kern w:val="2"/>
+          <w:sz w:val="21"/>
         </w:rPr>
         <w:t>低阶多项式对</w:t>
       </w:r>
       <w:r>
         <w:rPr>
-          <w:rStyle w:val="af2"/>
+          <w:rFonts w:cs="Times New Roman"/>
+          <w:b/>
+          <w:bCs/>
+          <w:kern w:val="2"/>
+          <w:sz w:val="21"/>
         </w:rPr>
         <w:t xml:space="preserve"> Sigmoid </w:t>
       </w:r>
       <w:r>
         <w:rPr>
-          <w:rStyle w:val="af2"/>
+          <w:rFonts w:cs="Times New Roman"/>
+          <w:b/>
+          <w:bCs/>
+          <w:kern w:val="2"/>
+          <w:sz w:val="21"/>
         </w:rPr>
         <w:t>函数的逼近误差对比</w:t>
       </w:r>
     </w:p>
     <w:tbl>
       <w:tblPr>
+        <w:tblStyle w:val="aff4"/>
         <w:tblW w:w="0" w:type="auto"/>
-        <w:tblCellSpacing w:w="15" w:type="dxa"/>
-        <w:tblCellMar>
-          <w:top w:w="15" w:type="dxa"/>
-          <w:left w:w="15" w:type="dxa"/>
-          <w:bottom w:w="15" w:type="dxa"/>
-          <w:right w:w="15" w:type="dxa"/>
-        </w:tblCellMar>
         <w:tblLook w:val="04A0" w:firstRow="1" w:lastRow="0" w:firstColumn="1" w:lastColumn="0" w:noHBand="0" w:noVBand="1"/>
       </w:tblPr>
       <w:tblGrid>
-        <w:gridCol w:w="1134"/>
-        <w:gridCol w:w="1416"/>
-        <w:gridCol w:w="1381"/>
-        <w:gridCol w:w="1009"/>
-        <w:gridCol w:w="1787"/>
-        <w:gridCol w:w="2775"/>
+        <w:gridCol w:w="1900"/>
+        <w:gridCol w:w="1185"/>
+        <w:gridCol w:w="1701"/>
+        <w:gridCol w:w="1276"/>
+        <w:gridCol w:w="1417"/>
+        <w:gridCol w:w="2149"/>
       </w:tblGrid>
       <w:tr>
         <w:trPr>
-          <w:tblCellSpacing w:w="15" w:type="dxa"/>
+          <w:cnfStyle w:val="100000000000" w:firstRow="1" w:lastRow="0" w:firstColumn="0" w:lastColumn="0" w:oddVBand="0" w:evenVBand="0" w:oddHBand="0" w:evenHBand="0" w:firstRowFirstColumn="0" w:firstRowLastColumn="0" w:lastRowFirstColumn="0" w:lastRowLastColumn="0"/>
+          <w:trHeight w:val="402"/>
         </w:trPr>
         <w:tc>
           <w:tcPr>
-            <w:tcW w:w="0" w:type="auto"/>
-            <w:vAlign w:val="center"/>
-            <w:hideMark/>
+            <w:tcW w:w="1900" w:type="dxa"/>
           </w:tcPr>
           <w:p>
             <w:pPr>
-              <w:ind w:firstLine="482"/>
+              <w:pStyle w:val="aff5"/>
               <w:jc w:val="center"/>
-              <w:rPr>
-                <w:b/>
-                <w:bCs/>
-              </w:rPr>
             </w:pPr>
             <w:r>
               <w:rPr>
-                <w:b/>
-                <w:bCs/>
+                <w:rFonts w:hint="eastAsia"/>
               </w:rPr>
               <w:t>多项式类型</w:t>
             </w:r>
@@ -11178,31 +11315,23 @@
         </w:tc>
         <w:tc>
           <w:tcPr>
-            <w:tcW w:w="0" w:type="auto"/>
-            <w:vAlign w:val="center"/>
-            <w:hideMark/>
+            <w:tcW w:w="1185" w:type="dxa"/>
           </w:tcPr>
           <w:p>
             <w:pPr>
-              <w:ind w:firstLine="482"/>
+              <w:pStyle w:val="aff5"/>
               <w:jc w:val="center"/>
-              <w:rPr>
-                <w:b/>
-                <w:bCs/>
-              </w:rPr>
             </w:pPr>
             <w:r>
               <w:rPr>
-                <w:b/>
-                <w:bCs/>
+                <w:rFonts w:hint="eastAsia"/>
               </w:rPr>
               <w:t>表达式</w:t>
             </w:r>
             <w:proofErr w:type="gramStart"/>
             <w:r>
               <w:rPr>
-                <w:b/>
-                <w:bCs/>
+                <w:rFonts w:hint="eastAsia"/>
               </w:rPr>
               <w:t>最高阶数</w:t>
             </w:r>
@@ -11211,23 +11340,19 @@
         </w:tc>
         <w:tc>
           <w:tcPr>
-            <w:tcW w:w="0" w:type="auto"/>
-            <w:vAlign w:val="center"/>
-            <w:hideMark/>
+            <w:tcW w:w="1701" w:type="dxa"/>
           </w:tcPr>
           <w:p>
             <w:pPr>
-              <w:ind w:firstLine="482"/>
+              <w:pStyle w:val="aff5"/>
               <w:jc w:val="center"/>
               <w:rPr>
-                <w:b/>
-                <w:bCs/>
+                <w:rFonts w:hint="eastAsia"/>
               </w:rPr>
             </w:pPr>
             <w:r>
               <w:rPr>
-                <w:b/>
-                <w:bCs/>
+                <w:rFonts w:hint="eastAsia"/>
               </w:rPr>
               <w:t>最大绝对误差</w:t>
             </w:r>
@@ -11235,23 +11360,19 @@
         </w:tc>
         <w:tc>
           <w:tcPr>
-            <w:tcW w:w="0" w:type="auto"/>
-            <w:vAlign w:val="center"/>
-            <w:hideMark/>
+            <w:tcW w:w="1276" w:type="dxa"/>
           </w:tcPr>
           <w:p>
             <w:pPr>
-              <w:ind w:firstLine="482"/>
+              <w:pStyle w:val="aff5"/>
               <w:jc w:val="center"/>
               <w:rPr>
-                <w:b/>
-                <w:bCs/>
+                <w:rFonts w:hint="eastAsia"/>
               </w:rPr>
             </w:pPr>
             <w:r>
               <w:rPr>
-                <w:b/>
-                <w:bCs/>
+                <w:rFonts w:hint="eastAsia"/>
               </w:rPr>
               <w:t>均方误差</w:t>
             </w:r>
@@ -11259,23 +11380,19 @@
         </w:tc>
         <w:tc>
           <w:tcPr>
-            <w:tcW w:w="0" w:type="auto"/>
-            <w:vAlign w:val="center"/>
-            <w:hideMark/>
+            <w:tcW w:w="1417" w:type="dxa"/>
           </w:tcPr>
           <w:p>
             <w:pPr>
-              <w:ind w:firstLine="482"/>
+              <w:pStyle w:val="aff5"/>
               <w:jc w:val="center"/>
               <w:rPr>
-                <w:b/>
-                <w:bCs/>
+                <w:rFonts w:hint="eastAsia"/>
               </w:rPr>
             </w:pPr>
             <w:r>
               <w:rPr>
-                <w:b/>
-                <w:bCs/>
+                <w:rFonts w:hint="eastAsia"/>
               </w:rPr>
               <w:t>单个激活层乘法深度</w:t>
             </w:r>
@@ -11283,23 +11400,19 @@
         </w:tc>
         <w:tc>
           <w:tcPr>
-            <w:tcW w:w="0" w:type="auto"/>
-            <w:vAlign w:val="center"/>
-            <w:hideMark/>
+            <w:tcW w:w="2149" w:type="dxa"/>
           </w:tcPr>
           <w:p>
             <w:pPr>
-              <w:ind w:firstLine="482"/>
+              <w:pStyle w:val="aff5"/>
               <w:jc w:val="center"/>
               <w:rPr>
-                <w:b/>
-                <w:bCs/>
+                <w:rFonts w:hint="eastAsia"/>
               </w:rPr>
             </w:pPr>
             <w:r>
               <w:rPr>
-                <w:b/>
-                <w:bCs/>
+                <w:rFonts w:hint="eastAsia"/>
               </w:rPr>
               <w:t>特点</w:t>
             </w:r>
@@ -11308,18 +11421,16 @@
       </w:tr>
       <w:tr>
         <w:trPr>
-          <w:tblCellSpacing w:w="15" w:type="dxa"/>
+          <w:trHeight w:val="409"/>
         </w:trPr>
         <w:tc>
           <w:tcPr>
-            <w:tcW w:w="0" w:type="auto"/>
-            <w:vAlign w:val="center"/>
-            <w:hideMark/>
+            <w:tcW w:w="1900" w:type="dxa"/>
           </w:tcPr>
           <w:p>
             <w:pPr>
-              <w:ind w:firstLine="480"/>
-              <w:jc w:val="left"/>
+              <w:pStyle w:val="aff5"/>
+              <w:jc w:val="center"/>
             </w:pPr>
             <m:oMathPara>
               <m:oMath>
@@ -11328,107 +11439,142 @@
                     <m:ctrlPr>
                       <w:rPr>
                         <w:rFonts w:ascii="Cambria Math" w:hAnsi="Cambria Math"/>
+                        <w:i/>
                       </w:rPr>
                     </m:ctrlPr>
                   </m:sSubPr>
                   <m:e>
                     <m:r>
                       <w:rPr>
-                        <w:rFonts w:ascii="Cambria Math" w:hAnsi="Cambria Math"/>
+                        <w:rFonts w:ascii="Cambria Math" w:hAnsi="Cambria Math" w:hint="eastAsia"/>
                       </w:rPr>
                       <m:t>p</m:t>
                     </m:r>
+                    <m:ctrlPr>
+                      <w:rPr>
+                        <w:rFonts w:ascii="Cambria Math" w:hAnsi="Cambria Math" w:hint="eastAsia"/>
+                        <w:i/>
+                      </w:rPr>
+                    </m:ctrlPr>
                   </m:e>
                   <m:sub>
                     <m:r>
                       <w:rPr>
-                        <w:rFonts w:ascii="Cambria Math" w:hAnsi="Cambria Math"/>
+                        <w:rFonts w:ascii="Cambria Math" w:hAnsi="Cambria Math" w:hint="eastAsia"/>
                       </w:rPr>
                       <m:t>3</m:t>
                     </m:r>
                   </m:sub>
                 </m:sSub>
-                <m:r>
-                  <w:rPr>
-                    <w:rFonts w:ascii="Cambria Math" w:hAnsi="Cambria Math"/>
-                  </w:rPr>
-                  <m:t>(x)</m:t>
-                </m:r>
+                <m:d>
+                  <m:dPr>
+                    <m:ctrlPr>
+                      <w:rPr>
+                        <w:rFonts w:ascii="Cambria Math" w:hAnsi="Cambria Math"/>
+                        <w:i/>
+                      </w:rPr>
+                    </m:ctrlPr>
+                  </m:dPr>
+                  <m:e>
+                    <m:r>
+                      <w:rPr>
+                        <w:rFonts w:ascii="Cambria Math" w:hAnsi="Cambria Math" w:hint="eastAsia"/>
+                      </w:rPr>
+                      <m:t>x</m:t>
+                    </m:r>
+                  </m:e>
+                </m:d>
               </m:oMath>
             </m:oMathPara>
           </w:p>
         </w:tc>
         <w:tc>
           <w:tcPr>
-            <w:tcW w:w="0" w:type="auto"/>
-            <w:vAlign w:val="center"/>
-            <w:hideMark/>
+            <w:tcW w:w="1185" w:type="dxa"/>
           </w:tcPr>
           <w:p>
             <w:pPr>
-              <w:ind w:firstLine="480"/>
+              <w:pStyle w:val="aff5"/>
+              <w:jc w:val="center"/>
             </w:pPr>
             <w:r>
+              <w:rPr>
+                <w:rFonts w:hint="eastAsia"/>
+              </w:rPr>
               <w:t>3</w:t>
             </w:r>
           </w:p>
         </w:tc>
         <w:tc>
           <w:tcPr>
-            <w:tcW w:w="0" w:type="auto"/>
-            <w:vAlign w:val="center"/>
-            <w:hideMark/>
+            <w:tcW w:w="1701" w:type="dxa"/>
           </w:tcPr>
           <w:p>
             <w:pPr>
-              <w:ind w:firstLine="480"/>
+              <w:pStyle w:val="aff5"/>
+              <w:jc w:val="center"/>
             </w:pPr>
             <w:r>
+              <w:rPr>
+                <w:rFonts w:hint="eastAsia"/>
+              </w:rPr>
               <w:t>0.059075</w:t>
             </w:r>
           </w:p>
         </w:tc>
         <w:tc>
           <w:tcPr>
-            <w:tcW w:w="0" w:type="auto"/>
-            <w:vAlign w:val="center"/>
-            <w:hideMark/>
+            <w:tcW w:w="1276" w:type="dxa"/>
           </w:tcPr>
           <w:p>
             <w:pPr>
-              <w:ind w:firstLine="480"/>
+              <w:pStyle w:val="aff5"/>
+              <w:jc w:val="center"/>
             </w:pPr>
             <w:r>
+              <w:rPr>
+                <w:rFonts w:hint="eastAsia"/>
+              </w:rPr>
               <w:t>0.001123</w:t>
             </w:r>
           </w:p>
         </w:tc>
         <w:tc>
           <w:tcPr>
-            <w:tcW w:w="0" w:type="auto"/>
-            <w:vAlign w:val="center"/>
-            <w:hideMark/>
+            <w:tcW w:w="1417" w:type="dxa"/>
           </w:tcPr>
           <w:p>
             <w:pPr>
-              <w:ind w:firstLine="480"/>
+              <w:pStyle w:val="aff5"/>
+              <w:jc w:val="center"/>
+              <w:rPr>
+                <w:rFonts w:hint="eastAsia"/>
+              </w:rPr>
             </w:pPr>
             <w:r>
+              <w:rPr>
+                <w:rFonts w:hint="eastAsia"/>
+              </w:rPr>
               <w:t>2</w:t>
             </w:r>
           </w:p>
         </w:tc>
         <w:tc>
           <w:tcPr>
-            <w:tcW w:w="0" w:type="auto"/>
-            <w:vAlign w:val="center"/>
-            <w:hideMark/>
+            <w:tcW w:w="2149" w:type="dxa"/>
           </w:tcPr>
           <w:p>
             <w:pPr>
-              <w:ind w:firstLine="480"/>
+              <w:pStyle w:val="aff5"/>
+              <w:jc w:val="center"/>
+              <w:rPr>
+                <w:rFonts w:hint="eastAsia"/>
+              </w:rPr>
             </w:pPr>
             <w:r>
+              <w:rPr>
+                <w:rFonts w:hint="eastAsia"/>
+              </w:rPr>
               <w:t>计算开销较低，适合密文推理</w:t>
             </w:r>
           </w:p>
@@ -11436,17 +11582,16 @@
       </w:tr>
       <w:tr>
         <w:trPr>
-          <w:tblCellSpacing w:w="15" w:type="dxa"/>
+          <w:trHeight w:val="402"/>
         </w:trPr>
         <w:tc>
           <w:tcPr>
-            <w:tcW w:w="0" w:type="auto"/>
-            <w:vAlign w:val="center"/>
-            <w:hideMark/>
+            <w:tcW w:w="1900" w:type="dxa"/>
           </w:tcPr>
           <w:p>
             <w:pPr>
-              <w:ind w:firstLine="480"/>
+              <w:pStyle w:val="aff5"/>
+              <w:jc w:val="center"/>
             </w:pPr>
             <m:oMathPara>
               <m:oMath>
@@ -11455,113 +11600,159 @@
                     <m:ctrlPr>
                       <w:rPr>
                         <w:rFonts w:ascii="Cambria Math" w:hAnsi="Cambria Math"/>
+                        <w:i/>
                       </w:rPr>
                     </m:ctrlPr>
                   </m:sSubPr>
                   <m:e>
                     <m:r>
                       <w:rPr>
-                        <w:rFonts w:ascii="Cambria Math" w:hAnsi="Cambria Math"/>
+                        <w:rFonts w:ascii="Cambria Math" w:hAnsi="Cambria Math" w:hint="eastAsia"/>
                       </w:rPr>
                       <m:t>p</m:t>
                     </m:r>
+                    <m:ctrlPr>
+                      <w:rPr>
+                        <w:rFonts w:ascii="Cambria Math" w:hAnsi="Cambria Math" w:hint="eastAsia"/>
+                        <w:i/>
+                      </w:rPr>
+                    </m:ctrlPr>
                   </m:e>
                   <m:sub>
                     <m:r>
                       <w:rPr>
-                        <w:rFonts w:ascii="Cambria Math" w:hAnsi="Cambria Math"/>
+                        <w:rFonts w:ascii="Cambria Math" w:hAnsi="Cambria Math" w:hint="eastAsia"/>
                       </w:rPr>
                       <m:t>5</m:t>
                     </m:r>
                   </m:sub>
                 </m:sSub>
-                <m:r>
-                  <w:rPr>
-                    <w:rFonts w:ascii="Cambria Math" w:hAnsi="Cambria Math"/>
-                  </w:rPr>
-                  <m:t>(x)</m:t>
-                </m:r>
+                <m:d>
+                  <m:dPr>
+                    <m:ctrlPr>
+                      <w:rPr>
+                        <w:rFonts w:ascii="Cambria Math" w:hAnsi="Cambria Math"/>
+                        <w:i/>
+                      </w:rPr>
+                    </m:ctrlPr>
+                  </m:dPr>
+                  <m:e>
+                    <m:r>
+                      <w:rPr>
+                        <w:rFonts w:ascii="Cambria Math" w:hAnsi="Cambria Math" w:hint="eastAsia"/>
+                      </w:rPr>
+                      <m:t>x</m:t>
+                    </m:r>
+                  </m:e>
+                </m:d>
               </m:oMath>
             </m:oMathPara>
           </w:p>
         </w:tc>
         <w:tc>
           <w:tcPr>
-            <w:tcW w:w="0" w:type="auto"/>
-            <w:vAlign w:val="center"/>
-            <w:hideMark/>
+            <w:tcW w:w="1185" w:type="dxa"/>
           </w:tcPr>
           <w:p>
             <w:pPr>
-              <w:ind w:firstLine="480"/>
+              <w:pStyle w:val="aff5"/>
+              <w:jc w:val="center"/>
             </w:pPr>
             <w:r>
+              <w:rPr>
+                <w:rFonts w:hint="eastAsia"/>
+              </w:rPr>
               <w:t>5</w:t>
             </w:r>
           </w:p>
         </w:tc>
         <w:tc>
           <w:tcPr>
-            <w:tcW w:w="0" w:type="auto"/>
-            <w:vAlign w:val="center"/>
-            <w:hideMark/>
+            <w:tcW w:w="1701" w:type="dxa"/>
           </w:tcPr>
           <w:p>
             <w:pPr>
-              <w:ind w:firstLine="480"/>
+              <w:pStyle w:val="aff5"/>
+              <w:jc w:val="center"/>
+              <w:rPr>
+                <w:rFonts w:hint="eastAsia"/>
+              </w:rPr>
             </w:pPr>
             <w:r>
+              <w:rPr>
+                <w:rFonts w:hint="eastAsia"/>
+              </w:rPr>
               <w:t>0.017727</w:t>
             </w:r>
           </w:p>
         </w:tc>
         <w:tc>
           <w:tcPr>
-            <w:tcW w:w="0" w:type="auto"/>
-            <w:vAlign w:val="center"/>
-            <w:hideMark/>
+            <w:tcW w:w="1276" w:type="dxa"/>
           </w:tcPr>
           <w:p>
             <w:pPr>
-              <w:ind w:firstLine="480"/>
+              <w:pStyle w:val="aff5"/>
+              <w:jc w:val="center"/>
+              <w:rPr>
+                <w:rFonts w:hint="eastAsia"/>
+              </w:rPr>
             </w:pPr>
             <w:r>
+              <w:rPr>
+                <w:rFonts w:hint="eastAsia"/>
+              </w:rPr>
               <w:t>0.000114</w:t>
             </w:r>
           </w:p>
         </w:tc>
         <w:tc>
           <w:tcPr>
-            <w:tcW w:w="0" w:type="auto"/>
-            <w:vAlign w:val="center"/>
-            <w:hideMark/>
+            <w:tcW w:w="1417" w:type="dxa"/>
           </w:tcPr>
           <w:p>
             <w:pPr>
-              <w:ind w:firstLine="480"/>
+              <w:pStyle w:val="aff5"/>
+              <w:jc w:val="center"/>
+              <w:rPr>
+                <w:rFonts w:hint="eastAsia"/>
+              </w:rPr>
             </w:pPr>
             <w:r>
+              <w:rPr>
+                <w:rFonts w:hint="eastAsia"/>
+              </w:rPr>
               <w:t>3</w:t>
             </w:r>
           </w:p>
         </w:tc>
         <w:tc>
           <w:tcPr>
-            <w:tcW w:w="0" w:type="auto"/>
-            <w:vAlign w:val="center"/>
-            <w:hideMark/>
+            <w:tcW w:w="2149" w:type="dxa"/>
           </w:tcPr>
           <w:p>
             <w:pPr>
-              <w:ind w:firstLine="480"/>
+              <w:pStyle w:val="aff5"/>
+              <w:jc w:val="center"/>
+              <w:rPr>
+                <w:rFonts w:hint="eastAsia"/>
+              </w:rPr>
             </w:pPr>
             <w:r>
+              <w:rPr>
+                <w:rFonts w:hint="eastAsia"/>
+              </w:rPr>
               <w:t>逼近精度更高，但计算开销增加</w:t>
             </w:r>
           </w:p>
         </w:tc>
       </w:tr>
     </w:tbl>
+    <w:p>
+      <w:pPr>
+        <w:ind w:firstLine="480"/>
+      </w:pPr>
+    </w:p>
     <w:p>
       <w:pPr>
         <w:ind w:firstLine="480"/>
@@ -12038,7 +12229,6 @@
         <w:ind w:firstLine="480"/>
       </w:pPr>
       <w:r>
-        <w:lastRenderedPageBreak/>
         <w:t>由此可见，</w:t>
       </w:r>
       <w:r>
@@ -15437,7 +15627,15 @@
         <w:t xml:space="preserve"> CKKS </w:t>
       </w:r>
       <w:r>
-        <w:t>参数设置；其次说明卷积层、平均池化层、全连接层和多项式激活层在密文域中的计算方式；然后对比明文推理与密文推理的输出一致性；最后从单张图像推理耗时角度分析</w:t>
+        <w:t>参数设置；其次说明卷积层、平均</w:t>
+      </w:r>
+      <w:proofErr w:type="gramStart"/>
+      <w:r>
+        <w:t>池化层</w:t>
+      </w:r>
+      <w:proofErr w:type="gramEnd"/>
+      <w:r>
+        <w:t>、全连接层和多项式激活层在密文域中的计算方式；然后对比明文推理与密文推理的输出一致性；最后从单张图像推理耗时角度分析</w:t>
       </w:r>
       <w:proofErr w:type="gramStart"/>
       <w:r>
@@ -16302,7 +16500,15 @@
       </w:r>
       <w:proofErr w:type="gramEnd"/>
       <w:r>
-        <w:t>得到的模型权重和偏置，将其作为明文常数参与计算；然后，云端依次执行卷积层、多项式激活层、平均池化层和</w:t>
+        <w:t>得到的模型权重和偏置，将其作为明文常数参与计算；然后，云端依次执行卷积层、多项式激活层、平均</w:t>
+      </w:r>
+      <w:proofErr w:type="gramStart"/>
+      <w:r>
+        <w:t>池化层</w:t>
+      </w:r>
+      <w:proofErr w:type="gramEnd"/>
+      <w:r>
+        <w:t>和</w:t>
       </w:r>
       <w:r>
         <w:lastRenderedPageBreak/>
@@ -16481,11 +16687,11 @@
         <w:ind w:firstLine="480"/>
       </w:pPr>
       <w:r>
-        <w:t>平均池化</w:t>
+        <w:t>平均</w:t>
       </w:r>
       <w:proofErr w:type="gramStart"/>
       <w:r>
-        <w:t>层同样</w:t>
+        <w:t>池化层同样</w:t>
       </w:r>
       <w:proofErr w:type="gramEnd"/>
       <w:r>
@@ -16502,8 +16708,13 @@
           <m:t>2×2</m:t>
         </m:r>
       </m:oMath>
-      <w:r>
-        <w:t>平均池化而言，其计算过程可以表示为局部区域内</w:t>
+      <w:proofErr w:type="gramStart"/>
+      <w:r>
+        <w:t>平均池化而言</w:t>
+      </w:r>
+      <w:proofErr w:type="gramEnd"/>
+      <w:r>
+        <w:t>，其计算过程可以表示为局部区域内</w:t>
       </w:r>
       <w:r>
         <w:t xml:space="preserve"> 4 </w:t>
@@ -16547,11 +16758,11 @@
       </w:r>
       <w:proofErr w:type="gramStart"/>
       <w:r>
-        <w:t>像最大</w:t>
+        <w:t>像最大池化那样</w:t>
       </w:r>
       <w:proofErr w:type="gramEnd"/>
       <w:r>
-        <w:t>池化那样引入复杂的非线性判断。因此，平均池化是本文模型适配密文推理的重要结构调整。</w:t>
+        <w:t>引入复杂的非线性判断。因此，平均池化是本文模型适配密文推理的重要结构调整。</w:t>
       </w:r>
     </w:p>
     <w:p>
@@ -18406,7 +18617,7 @@
         <w:spacing w:before="480" w:after="480"/>
         <w:jc w:val="both"/>
         <w:rPr>
-          <w:rFonts w:cs="宋体" w:hint="eastAsia"/>
+          <w:rFonts w:cs="宋体"/>
           <w:sz w:val="48"/>
           <w:szCs w:val="48"/>
         </w:rPr>
@@ -18415,9 +18626,6 @@
     <w:p>
       <w:pPr>
         <w:ind w:firstLine="480"/>
-        <w:rPr>
-          <w:rFonts w:hint="eastAsia"/>
-        </w:rPr>
       </w:pPr>
     </w:p>
     <w:p>
@@ -24266,6 +24474,7 @@
   <w:style w:type="character" w:default="1" w:styleId="a0">
     <w:name w:val="Default Paragraph Font"/>
     <w:uiPriority w:val="1"/>
+    <w:semiHidden/>
     <w:unhideWhenUsed/>
   </w:style>
   <w:style w:type="table" w:default="1" w:styleId="a1">
@@ -25227,6 +25436,58 @@
       <w:spacing w:val="5"/>
     </w:rPr>
   </w:style>
+  <w:style w:type="table" w:customStyle="1" w:styleId="aff4">
+    <w:name w:val="三线表"/>
+    <w:basedOn w:val="a1"/>
+    <w:uiPriority w:val="99"/>
+    <w:qFormat/>
+    <w:rsid w:val="004601F9"/>
+    <w:rPr>
+      <w:rFonts w:eastAsiaTheme="minorEastAsia" w:cstheme="minorBidi"/>
+      <w:sz w:val="21"/>
+    </w:rPr>
+    <w:tblPr>
+      <w:tblBorders>
+        <w:top w:val="single" w:sz="12" w:space="0" w:color="auto"/>
+        <w:bottom w:val="single" w:sz="12" w:space="0" w:color="auto"/>
+      </w:tblBorders>
+    </w:tblPr>
+    <w:tblStylePr w:type="firstRow">
+      <w:pPr>
+        <w:wordWrap/>
+        <w:jc w:val="center"/>
+      </w:pPr>
+      <w:rPr>
+        <w:rFonts w:ascii="Times New Roman" w:eastAsia="宋体" w:hAnsi="Times New Roman"/>
+        <w:b w:val="0"/>
+        <w:i w:val="0"/>
+        <w:sz w:val="21"/>
+      </w:rPr>
+      <w:tblPr/>
+      <w:tcPr>
+        <w:tcBorders>
+          <w:top w:val="single" w:sz="12" w:space="0" w:color="auto"/>
+          <w:left w:val="nil"/>
+          <w:bottom w:val="single" w:sz="6" w:space="0" w:color="auto"/>
+          <w:right w:val="nil"/>
+          <w:insideH w:val="nil"/>
+          <w:insideV w:val="nil"/>
+          <w:tl2br w:val="nil"/>
+          <w:tr2bl w:val="nil"/>
+        </w:tcBorders>
+      </w:tcPr>
+    </w:tblStylePr>
+  </w:style>
+  <w:style w:type="paragraph" w:customStyle="1" w:styleId="aff5">
+    <w:name w:val="表格内部"/>
+    <w:basedOn w:val="a"/>
+    <w:uiPriority w:val="1"/>
+    <w:qFormat/>
+    <w:rsid w:val="004601F9"/>
+    <w:pPr>
+      <w:ind w:firstLineChars="0" w:firstLine="0"/>
+    </w:pPr>
+  </w:style>
 </w:styles>
 </file>
 
